--- a/W16/report/template/Renardet_A4.docx
+++ b/W16/report/template/Renardet_A4.docx
@@ -1144,7 +1144,7 @@
       <w:footerReference w:type="default" r:id="rId13"/>
       <w:type w:val="continuous"/>
       <w:pgSz w:w="11906" w:h="16838" w:code="9"/>
-      <w:pgMar w:top="1440" w:right="1440" w:bottom="1440" w:left="1440" w:header="720" w:footer="144" w:gutter="0"/>
+      <w:pgMar w:top="1440" w:right="850" w:bottom="1247" w:left="850" w:header="720" w:footer="144" w:gutter="0"/>
       <w:cols w:space="720"/>
       <w:titlePg/>
       <w:docGrid w:linePitch="360"/>
@@ -1188,7 +1188,7 @@
       <w:tblStyle w:val="TableGrid"/>
       <w:tblW w:w="5000" w:type="pct"/>
       <w:tblBorders>
-        <w:top w:val="single" w:sz="18" w:space="0" w:color="548DD4" w:themeColor="text2" w:themeTint="99"/>
+        <w:top w:val="single" w:sz="12" w:space="0" w:color="BFBFBF"/>
         <w:left w:val="none" w:sz="0" w:space="0" w:color="auto"/>
         <w:bottom w:val="none" w:sz="0" w:space="0" w:color="auto"/>
         <w:right w:val="none" w:sz="0" w:space="0" w:color="auto"/>
@@ -1209,7 +1209,7 @@
         <w:tcPr>
           <w:tcW w:w="4675" w:type="pct"/>
           <w:tcBorders>
-            <w:top w:val="single" w:sz="4" w:space="0" w:color="auto"/>
+            <w:top w:val="single" w:sz="4" w:space="0" w:color="BFBFBF"/>
           </w:tcBorders>
         </w:tcPr>
         <w:p>
@@ -1221,6 +1221,7 @@
             <w:rPr>
               <w:sz w:val="16"/>
             </w:rPr>
+            <w:jc w:val="left"/>
           </w:pPr>
           <w:r>
             <w:rPr>
@@ -1240,6 +1241,7 @@
               <w:i/>
               <w:sz w:val="16"/>
             </w:rPr>
+            <w:jc w:val="left"/>
           </w:pPr>
           <w:r>
             <w:rPr>
@@ -1262,6 +1264,7 @@
               <w:sz w:val="16"/>
               <w:highlight w:val="red"/>
             </w:rPr>
+            <w:jc w:val="left"/>
           </w:pPr>
           <w:r>
             <w:rPr>
@@ -1285,18 +1288,19 @@
         <w:tcPr>
           <w:tcW w:w="325" w:type="pct"/>
           <w:tcBorders>
-            <w:top w:val="single" w:sz="4" w:space="0" w:color="auto"/>
+            <w:top w:val="single" w:sz="4" w:space="0" w:color="BFBFBF"/>
           </w:tcBorders>
-          <w:shd w:val="clear" w:color="auto" w:fill="000000" w:themeFill="text1"/>
+          <w:shd w:val="clear" w:color="auto" w:fill="7F7F7F"/>
+          <w:vAlign w:val="center"/>
         </w:tcPr>
         <w:p>
           <w:pPr>
             <w:pStyle w:val="Footer"/>
-            <w:jc w:val="center"/>
             <w:rPr>
               <w:sz w:val="20"/>
               <w:szCs w:val="20"/>
             </w:rPr>
+            <w:jc w:val="center"/>
           </w:pPr>
           <w:r>
             <w:rPr>
